--- a/dokumentacio/Migazzi alapkoncepció.docx
+++ b/dokumentacio/Migazzi alapkoncepció.docx
@@ -1,6 +1,6 @@
 
 <file path=word/document.xml><?xml version="1.0" encoding="utf-8"?>
-<w:document xmlns:wpc="http://schemas.microsoft.com/office/word/2010/wordprocessingCanvas" xmlns:cx="http://schemas.microsoft.com/office/drawing/2014/chartex" xmlns:cx1="http://schemas.microsoft.com/office/drawing/2015/9/8/chartex" xmlns:cx2="http://schemas.microsoft.com/office/drawing/2015/10/21/chartex" xmlns:cx3="http://schemas.microsoft.com/office/drawing/2016/5/9/chartex" xmlns:cx4="http://schemas.microsoft.com/office/drawing/2016/5/10/chartex" xmlns:cx5="http://schemas.microsoft.com/office/drawing/2016/5/11/chartex" xmlns:cx6="http://schemas.microsoft.com/office/drawing/2016/5/12/chartex" xmlns:cx7="http://schemas.microsoft.com/office/drawing/2016/5/13/chartex" xmlns:cx8="http://schemas.microsoft.com/office/drawing/2016/5/14/chartex" xmlns:mc="http://schemas.openxmlformats.org/markup-compatibility/2006" xmlns:aink="http://schemas.microsoft.com/office/drawing/2016/ink" xmlns:am3d="http://schemas.microsoft.com/office/drawing/2017/model3d" xmlns:o="urn:schemas-microsoft-com:office:office" xmlns:oel="http://schemas.microsoft.com/office/2019/extlst" xmlns:r="http://schemas.openxmlformats.org/officeDocument/2006/relationships" xmlns:m="http://schemas.openxmlformats.org/officeDocument/2006/math" xmlns:v="urn:schemas-microsoft-com:vml" xmlns:wp14="http://schemas.microsoft.com/office/word/2010/wordprocessingDrawing" xmlns:wp="http://schemas.openxmlformats.org/drawingml/2006/wordprocessingDrawing" xmlns:w10="urn:schemas-microsoft-com:office:word" xmlns:w="http://schemas.openxmlformats.org/wordprocessingml/2006/main" xmlns:w14="http://schemas.microsoft.com/office/word/2010/wordml" xmlns:w15="http://schemas.microsoft.com/office/word/2012/wordml" xmlns:w16cex="http://schemas.microsoft.com/office/word/2018/wordml/cex" xmlns:w16cid="http://schemas.microsoft.com/office/word/2016/wordml/cid" xmlns:w16="http://schemas.microsoft.com/office/word/2018/wordml" xmlns:w16du="http://schemas.microsoft.com/office/word/2023/wordml/word16du" xmlns:w16sdtdh="http://schemas.microsoft.com/office/word/2020/wordml/sdtdatahash" xmlns:w16sdtfl="http://schemas.microsoft.com/office/word/2024/wordml/sdtformatlock" xmlns:w16se="http://schemas.microsoft.com/office/word/2015/wordml/symex" xmlns:wpg="http://schemas.microsoft.com/office/word/2010/wordprocessingGroup" xmlns:wpi="http://schemas.microsoft.com/office/word/2010/wordprocessingInk" xmlns:wne="http://schemas.microsoft.com/office/word/2006/wordml" xmlns:wps="http://schemas.microsoft.com/office/word/2010/wordprocessingShape" mc:Ignorable="w14 w15 w16se w16cid w16 w16cex w16sdtdh w16sdtfl w16du wp14">
+<w:document xmlns:wpc="http://schemas.microsoft.com/office/word/2010/wordprocessingCanvas" xmlns:cx="http://schemas.microsoft.com/office/drawing/2014/chartex" xmlns:cx1="http://schemas.microsoft.com/office/drawing/2015/9/8/chartex" xmlns:cx2="http://schemas.microsoft.com/office/drawing/2015/10/21/chartex" xmlns:cx3="http://schemas.microsoft.com/office/drawing/2016/5/9/chartex" xmlns:cx4="http://schemas.microsoft.com/office/drawing/2016/5/10/chartex" xmlns:cx5="http://schemas.microsoft.com/office/drawing/2016/5/11/chartex" xmlns:cx6="http://schemas.microsoft.com/office/drawing/2016/5/12/chartex" xmlns:cx7="http://schemas.microsoft.com/office/drawing/2016/5/13/chartex" xmlns:cx8="http://schemas.microsoft.com/office/drawing/2016/5/14/chartex" xmlns:mc="http://schemas.openxmlformats.org/markup-compatibility/2006" xmlns:aink="http://schemas.microsoft.com/office/drawing/2016/ink" xmlns:am3d="http://schemas.microsoft.com/office/drawing/2017/model3d" xmlns:o="urn:schemas-microsoft-com:office:office" xmlns:r="http://schemas.openxmlformats.org/officeDocument/2006/relationships" xmlns:m="http://schemas.openxmlformats.org/officeDocument/2006/math" xmlns:v="urn:schemas-microsoft-com:vml" xmlns:wp14="http://schemas.microsoft.com/office/word/2010/wordprocessingDrawing" xmlns:wp="http://schemas.openxmlformats.org/drawingml/2006/wordprocessingDrawing" xmlns:w10="urn:schemas-microsoft-com:office:word" xmlns:w="http://schemas.openxmlformats.org/wordprocessingml/2006/main" xmlns:w14="http://schemas.microsoft.com/office/word/2010/wordml" xmlns:w15="http://schemas.microsoft.com/office/word/2012/wordml" xmlns:w16cex="http://schemas.microsoft.com/office/word/2018/wordml/cex" xmlns:w16cid="http://schemas.microsoft.com/office/word/2016/wordml/cid" xmlns:w16="http://schemas.microsoft.com/office/word/2018/wordml" xmlns:w16sdtdh="http://schemas.microsoft.com/office/word/2020/wordml/sdtdatahash" xmlns:w16se="http://schemas.microsoft.com/office/word/2015/wordml/symex" xmlns:wpg="http://schemas.microsoft.com/office/word/2010/wordprocessingGroup" xmlns:wpi="http://schemas.microsoft.com/office/word/2010/wordprocessingInk" xmlns:wne="http://schemas.microsoft.com/office/word/2006/wordml" xmlns:wps="http://schemas.microsoft.com/office/word/2010/wordprocessingShape" mc:Ignorable="w14 w15 w16se w16cid w16 w16cex w16sdtdh wp14">
   <w:body>
     <w:p>
       <w:pPr>
@@ -8,8 +8,13 @@
         <w:ind w:left="360"/>
         <w:jc w:val="center"/>
       </w:pPr>
-      <w:r>
-        <w:t>Migazzi  - Üzleti terv</w:t>
+      <w:proofErr w:type="spellStart"/>
+      <w:r>
+        <w:t>Migazzi</w:t>
+      </w:r>
+      <w:proofErr w:type="spellEnd"/>
+      <w:r>
+        <w:t xml:space="preserve">  - Üzleti terv</w:t>
       </w:r>
     </w:p>
     <w:p>
@@ -22,7 +27,15 @@
     </w:p>
     <w:p>
       <w:r>
-        <w:t>A Migazzi Kft. egy magyar tulajdonú prémium óragyártó vállalkozás,</w:t>
+        <w:t xml:space="preserve">A </w:t>
+      </w:r>
+      <w:proofErr w:type="spellStart"/>
+      <w:r>
+        <w:t>Migazzi</w:t>
+      </w:r>
+      <w:proofErr w:type="spellEnd"/>
+      <w:r>
+        <w:t xml:space="preserve"> Kft. egy magyar tulajdonú prémium óragyártó vállalkozás,</w:t>
       </w:r>
       <w:r>
         <w:t xml:space="preserve"> mely </w:t>
@@ -70,10 +83,26 @@
     </w:p>
     <w:p>
       <w:r>
-        <w:t>A Migazzi célja,</w:t>
-      </w:r>
-      <w:r>
-        <w:t xml:space="preserve"> hogy minden árkategóriában, minden célra alkalmas órákat gyártson, ezzel megismertetve a horológia komplex történelmét, fontosságát</w:t>
+        <w:t xml:space="preserve">A </w:t>
+      </w:r>
+      <w:proofErr w:type="spellStart"/>
+      <w:r>
+        <w:t>Migazzi</w:t>
+      </w:r>
+      <w:proofErr w:type="spellEnd"/>
+      <w:r>
+        <w:t xml:space="preserve"> célja,</w:t>
+      </w:r>
+      <w:r>
+        <w:t xml:space="preserve"> hogy minden árkategóriában, minden célra alkalmas órákat gyártson, ezzel megismertetve a </w:t>
+      </w:r>
+      <w:proofErr w:type="spellStart"/>
+      <w:r>
+        <w:t>horológia</w:t>
+      </w:r>
+      <w:proofErr w:type="spellEnd"/>
+      <w:r>
+        <w:t xml:space="preserve"> komplex történelmét, fontosságát</w:t>
       </w:r>
       <w:r>
         <w:t xml:space="preserve"> </w:t>
@@ -92,15 +121,28 @@
     </w:p>
     <w:p>
       <w:r>
-        <w:t>Cégnév: Migazzi Kft.</w:t>
+        <w:t xml:space="preserve">Cégnév: </w:t>
+      </w:r>
+      <w:proofErr w:type="spellStart"/>
+      <w:r>
+        <w:t>Migazzi</w:t>
+      </w:r>
+      <w:proofErr w:type="spellEnd"/>
+      <w:r>
+        <w:t xml:space="preserve"> Kft.</w:t>
       </w:r>
     </w:p>
     <w:p>
       <w:r>
         <w:t xml:space="preserve">Székhely: 2600 Vác, </w:t>
       </w:r>
-      <w:r>
-        <w:t>Migazzi Kristóf tér 1</w:t>
+      <w:proofErr w:type="spellStart"/>
+      <w:r>
+        <w:t>Migazzi</w:t>
+      </w:r>
+      <w:proofErr w:type="spellEnd"/>
+      <w:r>
+        <w:t xml:space="preserve"> Kristóf tér 1</w:t>
       </w:r>
       <w:r>
         <w:t>.</w:t>
@@ -121,7 +163,15 @@
     </w:p>
     <w:p>
       <w:r>
-        <w:t>Ügyvezető igazgató: Utli Barnabás</w:t>
+        <w:t xml:space="preserve">Ügyvezető igazgató: </w:t>
+      </w:r>
+      <w:proofErr w:type="spellStart"/>
+      <w:r>
+        <w:t>Utli</w:t>
+      </w:r>
+      <w:proofErr w:type="spellEnd"/>
+      <w:r>
+        <w:t xml:space="preserve"> Barnabás</w:t>
       </w:r>
     </w:p>
     <w:p>
@@ -236,6 +286,118 @@
         <w:pStyle w:val="Cmsor1"/>
       </w:pPr>
       <w:r>
+        <w:t>Termékek</w:t>
+      </w:r>
+    </w:p>
+    <w:p>
+      <w:r>
+        <w:t>-</w:t>
+      </w:r>
+      <w:proofErr w:type="spellStart"/>
+      <w:r>
+        <w:t>Migazzi</w:t>
+      </w:r>
+      <w:proofErr w:type="spellEnd"/>
+      <w:r>
+        <w:t xml:space="preserve"> </w:t>
+      </w:r>
+      <w:proofErr w:type="spellStart"/>
+      <w:r>
+        <w:t>A</w:t>
+      </w:r>
+      <w:r>
+        <w:t>c</w:t>
+      </w:r>
+      <w:r>
+        <w:t>quaDiver</w:t>
+      </w:r>
+      <w:proofErr w:type="spellEnd"/>
+      <w:r>
+        <w:t xml:space="preserve"> </w:t>
+      </w:r>
+      <w:proofErr w:type="spellStart"/>
+      <w:r>
+        <w:t>Titanium</w:t>
+      </w:r>
+      <w:proofErr w:type="spellEnd"/>
+    </w:p>
+    <w:p>
+      <w:r>
+        <w:t>-</w:t>
+      </w:r>
+      <w:proofErr w:type="spellStart"/>
+      <w:r>
+        <w:t>Migazzi</w:t>
+      </w:r>
+      <w:proofErr w:type="spellEnd"/>
+      <w:r>
+        <w:t xml:space="preserve"> </w:t>
+      </w:r>
+      <w:proofErr w:type="spellStart"/>
+      <w:r>
+        <w:t>Signori</w:t>
+      </w:r>
+      <w:proofErr w:type="spellEnd"/>
+      <w:r>
+        <w:t xml:space="preserve"> </w:t>
+      </w:r>
+      <w:proofErr w:type="spellStart"/>
+      <w:r>
+        <w:t>Automatico</w:t>
+      </w:r>
+      <w:proofErr w:type="spellEnd"/>
+    </w:p>
+    <w:p>
+      <w:r>
+        <w:t>-</w:t>
+      </w:r>
+      <w:proofErr w:type="spellStart"/>
+      <w:r>
+        <w:t>Migazzi</w:t>
+      </w:r>
+      <w:proofErr w:type="spellEnd"/>
+      <w:r>
+        <w:t xml:space="preserve"> </w:t>
+      </w:r>
+      <w:proofErr w:type="spellStart"/>
+      <w:r>
+        <w:t>Cronometro</w:t>
+      </w:r>
+      <w:proofErr w:type="spellEnd"/>
+      <w:r>
+        <w:t xml:space="preserve"> </w:t>
+      </w:r>
+      <w:proofErr w:type="spellStart"/>
+      <w:r>
+        <w:t>R</w:t>
+      </w:r>
+      <w:r>
+        <w:t>itorno</w:t>
+      </w:r>
+      <w:proofErr w:type="spellEnd"/>
+      <w:r>
+        <w:t xml:space="preserve"> </w:t>
+      </w:r>
+      <w:r>
+        <w:t>i</w:t>
+      </w:r>
+      <w:r>
+        <w:t xml:space="preserve">n </w:t>
+      </w:r>
+      <w:proofErr w:type="spellStart"/>
+      <w:r>
+        <w:t>V</w:t>
+      </w:r>
+      <w:r>
+        <w:t>olo</w:t>
+      </w:r>
+      <w:proofErr w:type="spellEnd"/>
+    </w:p>
+    <w:p>
+      <w:pPr>
+        <w:pStyle w:val="Cmsor1"/>
+      </w:pPr>
+      <w:r>
         <w:t>Nevezetes eredmények</w:t>
       </w:r>
     </w:p>
@@ -247,16 +409,26 @@
         <w:t>-ben megalkottuk az első Automata szerkezet</w:t>
       </w:r>
       <w:r>
-        <w:t>ünket, Calibre BORO98 néven.</w:t>
+        <w:t xml:space="preserve">ünket, </w:t>
+      </w:r>
+      <w:proofErr w:type="spellStart"/>
+      <w:r>
+        <w:t>Calibre</w:t>
+      </w:r>
+      <w:proofErr w:type="spellEnd"/>
+      <w:r>
+        <w:t xml:space="preserve"> BORO98 néven.</w:t>
       </w:r>
     </w:p>
     <w:p>
       <w:r>
         <w:t xml:space="preserve">1905 -ben piacra került az MG El </w:t>
       </w:r>
+      <w:proofErr w:type="spellStart"/>
       <w:r>
         <w:t>Emperor</w:t>
       </w:r>
+      <w:proofErr w:type="spellEnd"/>
       <w:r>
         <w:t xml:space="preserve"> luxusóra szériánk</w:t>
       </w:r>
@@ -275,8 +447,21 @@
         <w:t xml:space="preserve"> -ben megjelent az első vízálló sportóra-szériánkat, </w:t>
       </w:r>
       <w:r>
-        <w:t>MG Tough Solar</w:t>
-      </w:r>
+        <w:t xml:space="preserve">MG </w:t>
+      </w:r>
+      <w:proofErr w:type="spellStart"/>
+      <w:r>
+        <w:t>Tough</w:t>
+      </w:r>
+      <w:proofErr w:type="spellEnd"/>
+      <w:r>
+        <w:t xml:space="preserve"> </w:t>
+      </w:r>
+      <w:proofErr w:type="spellStart"/>
+      <w:r>
+        <w:t>Solar</w:t>
+      </w:r>
+      <w:proofErr w:type="spellEnd"/>
       <w:r>
         <w:t xml:space="preserve"> néven.</w:t>
       </w:r>
@@ -294,9 +479,11 @@
       <w:r>
         <w:t xml:space="preserve">MG </w:t>
       </w:r>
+      <w:proofErr w:type="spellStart"/>
       <w:r>
         <w:t>Retrogard</w:t>
       </w:r>
+      <w:proofErr w:type="spellEnd"/>
       <w:r>
         <w:t xml:space="preserve"> néven.</w:t>
       </w:r>
@@ -320,20 +507,86 @@
         <w:t xml:space="preserve">elnyertük a legjobb gyártónak járó </w:t>
       </w:r>
       <w:hyperlink r:id="rId5" w:history="1">
+        <w:proofErr w:type="spellStart"/>
         <w:r>
           <w:rPr>
             <w:i/>
             <w:iCs/>
           </w:rPr>
-          <w:t>Contrôle Officiel Suisse des Chronomètres</w:t>
+          <w:t>Contrôle</w:t>
         </w:r>
+        <w:proofErr w:type="spellEnd"/>
+        <w:r>
+          <w:rPr>
+            <w:i/>
+            <w:iCs/>
+          </w:rPr>
+          <w:t xml:space="preserve"> </w:t>
+        </w:r>
+        <w:proofErr w:type="spellStart"/>
+        <w:r>
+          <w:rPr>
+            <w:i/>
+            <w:iCs/>
+          </w:rPr>
+          <w:t>Officiel</w:t>
+        </w:r>
+        <w:proofErr w:type="spellEnd"/>
+        <w:r>
+          <w:rPr>
+            <w:i/>
+            <w:iCs/>
+          </w:rPr>
+          <w:t xml:space="preserve"> Suisse </w:t>
+        </w:r>
+        <w:proofErr w:type="spellStart"/>
+        <w:r>
+          <w:rPr>
+            <w:i/>
+            <w:iCs/>
+          </w:rPr>
+          <w:t>des</w:t>
+        </w:r>
+        <w:proofErr w:type="spellEnd"/>
+        <w:r>
+          <w:rPr>
+            <w:i/>
+            <w:iCs/>
+          </w:rPr>
+          <w:t xml:space="preserve"> </w:t>
+        </w:r>
+        <w:proofErr w:type="spellStart"/>
+        <w:r>
+          <w:rPr>
+            <w:i/>
+            <w:iCs/>
+          </w:rPr>
+          <w:t>Chronomètres</w:t>
+        </w:r>
+        <w:proofErr w:type="spellEnd"/>
       </w:hyperlink>
       <w:r>
         <w:rPr>
           <w:i/>
           <w:iCs/>
         </w:rPr>
-        <w:t xml:space="preserve"> Champion </w:t>
+        <w:t xml:space="preserve"> </w:t>
+      </w:r>
+      <w:proofErr w:type="spellStart"/>
+      <w:r>
+        <w:rPr>
+          <w:i/>
+          <w:iCs/>
+        </w:rPr>
+        <w:t>Champion</w:t>
+      </w:r>
+      <w:proofErr w:type="spellEnd"/>
+      <w:r>
+        <w:rPr>
+          <w:i/>
+          <w:iCs/>
+        </w:rPr>
+        <w:t xml:space="preserve"> </w:t>
       </w:r>
       <w:r>
         <w:t>pontossági verseny d</w:t>
@@ -371,6 +624,7 @@
     </w:p>
     <w:p>
       <w:r>
+        <w:lastRenderedPageBreak/>
         <w:t xml:space="preserve">Marketing és webfejlesztés: </w:t>
       </w:r>
       <w:r>
@@ -979,8 +1233,13 @@
         <w:spacing w:after="160" w:line="259" w:lineRule="auto"/>
         <w:jc w:val="left"/>
       </w:pPr>
-      <w:r>
-        <w:t>Utli Barnabás</w:t>
+      <w:proofErr w:type="spellStart"/>
+      <w:r>
+        <w:t>Utli</w:t>
+      </w:r>
+      <w:proofErr w:type="spellEnd"/>
+      <w:r>
+        <w:t xml:space="preserve"> Barnabás</w:t>
       </w:r>
     </w:p>
     <w:sectPr>
@@ -994,7 +1253,7 @@
 </file>
 
 <file path=word/numbering.xml><?xml version="1.0" encoding="utf-8"?>
-<w:numbering xmlns:wpc="http://schemas.microsoft.com/office/word/2010/wordprocessingCanvas" xmlns:cx="http://schemas.microsoft.com/office/drawing/2014/chartex" xmlns:cx1="http://schemas.microsoft.com/office/drawing/2015/9/8/chartex" xmlns:cx2="http://schemas.microsoft.com/office/drawing/2015/10/21/chartex" xmlns:cx3="http://schemas.microsoft.com/office/drawing/2016/5/9/chartex" xmlns:cx4="http://schemas.microsoft.com/office/drawing/2016/5/10/chartex" xmlns:cx5="http://schemas.microsoft.com/office/drawing/2016/5/11/chartex" xmlns:cx6="http://schemas.microsoft.com/office/drawing/2016/5/12/chartex" xmlns:cx7="http://schemas.microsoft.com/office/drawing/2016/5/13/chartex" xmlns:cx8="http://schemas.microsoft.com/office/drawing/2016/5/14/chartex" xmlns:mc="http://schemas.openxmlformats.org/markup-compatibility/2006" xmlns:aink="http://schemas.microsoft.com/office/drawing/2016/ink" xmlns:am3d="http://schemas.microsoft.com/office/drawing/2017/model3d" xmlns:o="urn:schemas-microsoft-com:office:office" xmlns:oel="http://schemas.microsoft.com/office/2019/extlst" xmlns:r="http://schemas.openxmlformats.org/officeDocument/2006/relationships" xmlns:m="http://schemas.openxmlformats.org/officeDocument/2006/math" xmlns:v="urn:schemas-microsoft-com:vml" xmlns:wp14="http://schemas.microsoft.com/office/word/2010/wordprocessingDrawing" xmlns:wp="http://schemas.openxmlformats.org/drawingml/2006/wordprocessingDrawing" xmlns:w10="urn:schemas-microsoft-com:office:word" xmlns:w="http://schemas.openxmlformats.org/wordprocessingml/2006/main" xmlns:w14="http://schemas.microsoft.com/office/word/2010/wordml" xmlns:w15="http://schemas.microsoft.com/office/word/2012/wordml" xmlns:w16cex="http://schemas.microsoft.com/office/word/2018/wordml/cex" xmlns:w16cid="http://schemas.microsoft.com/office/word/2016/wordml/cid" xmlns:w16="http://schemas.microsoft.com/office/word/2018/wordml" xmlns:w16du="http://schemas.microsoft.com/office/word/2023/wordml/word16du" xmlns:w16sdtdh="http://schemas.microsoft.com/office/word/2020/wordml/sdtdatahash" xmlns:w16sdtfl="http://schemas.microsoft.com/office/word/2024/wordml/sdtformatlock" xmlns:w16se="http://schemas.microsoft.com/office/word/2015/wordml/symex" xmlns:wpg="http://schemas.microsoft.com/office/word/2010/wordprocessingGroup" xmlns:wpi="http://schemas.microsoft.com/office/word/2010/wordprocessingInk" xmlns:wne="http://schemas.microsoft.com/office/word/2006/wordml" xmlns:wps="http://schemas.microsoft.com/office/word/2010/wordprocessingShape" mc:Ignorable="w14 w15 w16se w16cid w16 w16cex w16sdtdh w16sdtfl w16du wp14">
+<w:numbering xmlns:wpc="http://schemas.microsoft.com/office/word/2010/wordprocessingCanvas" xmlns:cx="http://schemas.microsoft.com/office/drawing/2014/chartex" xmlns:cx1="http://schemas.microsoft.com/office/drawing/2015/9/8/chartex" xmlns:cx2="http://schemas.microsoft.com/office/drawing/2015/10/21/chartex" xmlns:cx3="http://schemas.microsoft.com/office/drawing/2016/5/9/chartex" xmlns:cx4="http://schemas.microsoft.com/office/drawing/2016/5/10/chartex" xmlns:cx5="http://schemas.microsoft.com/office/drawing/2016/5/11/chartex" xmlns:cx6="http://schemas.microsoft.com/office/drawing/2016/5/12/chartex" xmlns:cx7="http://schemas.microsoft.com/office/drawing/2016/5/13/chartex" xmlns:cx8="http://schemas.microsoft.com/office/drawing/2016/5/14/chartex" xmlns:mc="http://schemas.openxmlformats.org/markup-compatibility/2006" xmlns:aink="http://schemas.microsoft.com/office/drawing/2016/ink" xmlns:am3d="http://schemas.microsoft.com/office/drawing/2017/model3d" xmlns:o="urn:schemas-microsoft-com:office:office" xmlns:r="http://schemas.openxmlformats.org/officeDocument/2006/relationships" xmlns:m="http://schemas.openxmlformats.org/officeDocument/2006/math" xmlns:v="urn:schemas-microsoft-com:vml" xmlns:wp14="http://schemas.microsoft.com/office/word/2010/wordprocessingDrawing" xmlns:wp="http://schemas.openxmlformats.org/drawingml/2006/wordprocessingDrawing" xmlns:w10="urn:schemas-microsoft-com:office:word" xmlns:w="http://schemas.openxmlformats.org/wordprocessingml/2006/main" xmlns:w14="http://schemas.microsoft.com/office/word/2010/wordml" xmlns:w15="http://schemas.microsoft.com/office/word/2012/wordml" xmlns:w16cex="http://schemas.microsoft.com/office/word/2018/wordml/cex" xmlns:w16cid="http://schemas.microsoft.com/office/word/2016/wordml/cid" xmlns:w16="http://schemas.microsoft.com/office/word/2018/wordml" xmlns:w16sdtdh="http://schemas.microsoft.com/office/word/2020/wordml/sdtdatahash" xmlns:w16se="http://schemas.microsoft.com/office/word/2015/wordml/symex" xmlns:wpg="http://schemas.microsoft.com/office/word/2010/wordprocessingGroup" xmlns:wpi="http://schemas.microsoft.com/office/word/2010/wordprocessingInk" xmlns:wne="http://schemas.microsoft.com/office/word/2006/wordml" xmlns:wps="http://schemas.microsoft.com/office/word/2010/wordprocessingShape" mc:Ignorable="w14 w15 w16se w16cid w16 w16cex w16sdtdh wp14">
   <w:abstractNum w:abstractNumId="0" w15:restartNumberingAfterBreak="0">
     <w:nsid w:val="0EA50EC2"/>
     <w:multiLevelType w:val="hybridMultilevel"/>
@@ -1088,16 +1347,16 @@
     </w:lvl>
   </w:abstractNum>
   <w:abstractNum w:abstractNumId="1" w15:restartNumberingAfterBreak="0">
-    <w:nsid w:val="34136C35"/>
+    <w:nsid w:val="2C1B4B44"/>
     <w:multiLevelType w:val="hybridMultilevel"/>
-    <w:tmpl w:val="F6E67914"/>
-    <w:lvl w:ilvl="0" w:tplc="293424D8">
+    <w:tmpl w:val="07E05C56"/>
+    <w:lvl w:ilvl="0" w:tplc="040E000F">
       <w:start w:val="1"/>
       <w:numFmt w:val="decimal"/>
       <w:lvlText w:val="%1."/>
       <w:lvlJc w:val="left"/>
       <w:pPr>
-        <w:ind w:left="1080" w:hanging="720"/>
+        <w:ind w:left="720" w:hanging="360"/>
       </w:pPr>
       <w:rPr>
         <w:rFonts w:hint="default"/>
@@ -1176,17 +1435,109 @@
       </w:pPr>
     </w:lvl>
   </w:abstractNum>
-  <w:num w:numId="1" w16cid:durableId="531264736">
+  <w:abstractNum w:abstractNumId="2" w15:restartNumberingAfterBreak="0">
+    <w:nsid w:val="34136C35"/>
+    <w:multiLevelType w:val="hybridMultilevel"/>
+    <w:tmpl w:val="F6E67914"/>
+    <w:lvl w:ilvl="0" w:tplc="293424D8">
+      <w:start w:val="1"/>
+      <w:numFmt w:val="decimal"/>
+      <w:lvlText w:val="%1."/>
+      <w:lvlJc w:val="left"/>
+      <w:pPr>
+        <w:ind w:left="1080" w:hanging="720"/>
+      </w:pPr>
+      <w:rPr>
+        <w:rFonts w:hint="default"/>
+      </w:rPr>
+    </w:lvl>
+    <w:lvl w:ilvl="1" w:tplc="040E0019" w:tentative="1">
+      <w:start w:val="1"/>
+      <w:numFmt w:val="lowerLetter"/>
+      <w:lvlText w:val="%2."/>
+      <w:lvlJc w:val="left"/>
+      <w:pPr>
+        <w:ind w:left="1440" w:hanging="360"/>
+      </w:pPr>
+    </w:lvl>
+    <w:lvl w:ilvl="2" w:tplc="040E001B" w:tentative="1">
+      <w:start w:val="1"/>
+      <w:numFmt w:val="lowerRoman"/>
+      <w:lvlText w:val="%3."/>
+      <w:lvlJc w:val="right"/>
+      <w:pPr>
+        <w:ind w:left="2160" w:hanging="180"/>
+      </w:pPr>
+    </w:lvl>
+    <w:lvl w:ilvl="3" w:tplc="040E000F" w:tentative="1">
+      <w:start w:val="1"/>
+      <w:numFmt w:val="decimal"/>
+      <w:lvlText w:val="%4."/>
+      <w:lvlJc w:val="left"/>
+      <w:pPr>
+        <w:ind w:left="2880" w:hanging="360"/>
+      </w:pPr>
+    </w:lvl>
+    <w:lvl w:ilvl="4" w:tplc="040E0019" w:tentative="1">
+      <w:start w:val="1"/>
+      <w:numFmt w:val="lowerLetter"/>
+      <w:lvlText w:val="%5."/>
+      <w:lvlJc w:val="left"/>
+      <w:pPr>
+        <w:ind w:left="3600" w:hanging="360"/>
+      </w:pPr>
+    </w:lvl>
+    <w:lvl w:ilvl="5" w:tplc="040E001B" w:tentative="1">
+      <w:start w:val="1"/>
+      <w:numFmt w:val="lowerRoman"/>
+      <w:lvlText w:val="%6."/>
+      <w:lvlJc w:val="right"/>
+      <w:pPr>
+        <w:ind w:left="4320" w:hanging="180"/>
+      </w:pPr>
+    </w:lvl>
+    <w:lvl w:ilvl="6" w:tplc="040E000F" w:tentative="1">
+      <w:start w:val="1"/>
+      <w:numFmt w:val="decimal"/>
+      <w:lvlText w:val="%7."/>
+      <w:lvlJc w:val="left"/>
+      <w:pPr>
+        <w:ind w:left="5040" w:hanging="360"/>
+      </w:pPr>
+    </w:lvl>
+    <w:lvl w:ilvl="7" w:tplc="040E0019" w:tentative="1">
+      <w:start w:val="1"/>
+      <w:numFmt w:val="lowerLetter"/>
+      <w:lvlText w:val="%8."/>
+      <w:lvlJc w:val="left"/>
+      <w:pPr>
+        <w:ind w:left="5760" w:hanging="360"/>
+      </w:pPr>
+    </w:lvl>
+    <w:lvl w:ilvl="8" w:tplc="040E001B" w:tentative="1">
+      <w:start w:val="1"/>
+      <w:numFmt w:val="lowerRoman"/>
+      <w:lvlText w:val="%9."/>
+      <w:lvlJc w:val="right"/>
+      <w:pPr>
+        <w:ind w:left="6480" w:hanging="180"/>
+      </w:pPr>
+    </w:lvl>
+  </w:abstractNum>
+  <w:num w:numId="1">
     <w:abstractNumId w:val="0"/>
   </w:num>
-  <w:num w:numId="2" w16cid:durableId="823592132">
+  <w:num w:numId="2">
+    <w:abstractNumId w:val="2"/>
+  </w:num>
+  <w:num w:numId="3">
     <w:abstractNumId w:val="1"/>
   </w:num>
 </w:numbering>
 </file>
 
 <file path=word/styles.xml><?xml version="1.0" encoding="utf-8"?>
-<w:styles xmlns:mc="http://schemas.openxmlformats.org/markup-compatibility/2006" xmlns:r="http://schemas.openxmlformats.org/officeDocument/2006/relationships" xmlns:w="http://schemas.openxmlformats.org/wordprocessingml/2006/main" xmlns:w14="http://schemas.microsoft.com/office/word/2010/wordml" xmlns:w15="http://schemas.microsoft.com/office/word/2012/wordml" xmlns:w16cex="http://schemas.microsoft.com/office/word/2018/wordml/cex" xmlns:w16cid="http://schemas.microsoft.com/office/word/2016/wordml/cid" xmlns:w16="http://schemas.microsoft.com/office/word/2018/wordml" xmlns:w16du="http://schemas.microsoft.com/office/word/2023/wordml/word16du" xmlns:w16sdtdh="http://schemas.microsoft.com/office/word/2020/wordml/sdtdatahash" xmlns:w16sdtfl="http://schemas.microsoft.com/office/word/2024/wordml/sdtformatlock" xmlns:w16se="http://schemas.microsoft.com/office/word/2015/wordml/symex" mc:Ignorable="w14 w15 w16se w16cid w16 w16cex w16sdtdh w16sdtfl w16du">
+<w:styles xmlns:mc="http://schemas.openxmlformats.org/markup-compatibility/2006" xmlns:r="http://schemas.openxmlformats.org/officeDocument/2006/relationships" xmlns:w="http://schemas.openxmlformats.org/wordprocessingml/2006/main" xmlns:w14="http://schemas.microsoft.com/office/word/2010/wordml" xmlns:w15="http://schemas.microsoft.com/office/word/2012/wordml" xmlns:w16cex="http://schemas.microsoft.com/office/word/2018/wordml/cex" xmlns:w16cid="http://schemas.microsoft.com/office/word/2016/wordml/cid" xmlns:w16="http://schemas.microsoft.com/office/word/2018/wordml" xmlns:w16sdtdh="http://schemas.microsoft.com/office/word/2020/wordml/sdtdatahash" xmlns:w16se="http://schemas.microsoft.com/office/word/2015/wordml/symex" mc:Ignorable="w14 w15 w16se w16cid w16 w16cex w16sdtdh">
   <w:docDefaults>
     <w:rPrDefault>
       <w:rPr>
